--- a/outputs/procurement_report.docx
+++ b/outputs/procurement_report.docx
@@ -20,7 +20,7 @@
           <w:color w:val="888888"/>
           <w:sz w:val="20"/>
         </w:rPr>
-        <w:t>Query: Source stainless steel pipes for automotive manufacturing  |  Generated: 2026-03-18 09:21</w:t>
+        <w:t>Query: Source printed circuit board (PCB) manufacturers for consumer electronics production with pricing, MOQ, lead times, and IPC quality certifications.  |  Generated: 2026-03-23 11:03</w:t>
       </w:r>
     </w:p>
     <w:p/>
@@ -34,7 +34,7 @@
     </w:p>
     <w:p>
       <w:r>
-        <w:t>This report provides a comprehensive evaluation of five potential suppliers for stainless steel pipes for automotive manufacturing, assessing their product offerings, pricing, lead times, and quality certifications. The top recommendation is based on a balance of these factors, with a focus on quality, reliability, and cost-effectiveness. The selected supplier is expected to meet the automotive industry's high standards for safety and performance.</w:t>
+        <w:t>This report provides a comprehensive evaluation of five potential suppliers for printed circuit board (PCB) manufacturing, assessing their product offerings, pricing, lead times, and quality certifications for consumer electronics production. The top recommendations are based on industry standards, quality certifications, and overall value proposition. PCBWay and JLCPCB are identified as top suppliers due to their competitive pricing and fast lead times.</w:t>
       </w:r>
     </w:p>
     <w:p>
@@ -81,7 +81,7 @@
               <w:rPr>
                 <w:b/>
               </w:rPr>
-              <w:t>Pricing ($/ton)</w:t>
+              <w:t>Pricing</w:t>
             </w:r>
           </w:p>
         </w:tc>
@@ -94,7 +94,7 @@
               <w:rPr>
                 <w:b/>
               </w:rPr>
-              <w:t>Lead Time (weeks)</w:t>
+              <w:t>Lead Time</w:t>
             </w:r>
           </w:p>
         </w:tc>
@@ -120,7 +120,7 @@
               <w:rPr>
                 <w:b/>
               </w:rPr>
-              <w:t>Rating (1-5)</w:t>
+              <w:t>Rating</w:t>
             </w:r>
           </w:p>
         </w:tc>
@@ -132,7 +132,7 @@
           </w:tcPr>
           <w:p>
             <w:r>
-              <w:t>Rahul Steel</w:t>
+              <w:t>PCBWay</w:t>
             </w:r>
           </w:p>
         </w:tc>
@@ -142,7 +142,7 @@
           </w:tcPr>
           <w:p>
             <w:r>
-              <w:t>1,000 - 5,000</w:t>
+              <w:t>$5-$50 per unit</w:t>
             </w:r>
           </w:p>
         </w:tc>
@@ -152,7 +152,59 @@
           </w:tcPr>
           <w:p>
             <w:r>
-              <w:t>4-6</w:t>
+              <w:t>2-10 working days</w:t>
+            </w:r>
+          </w:p>
+        </w:tc>
+        <w:tc>
+          <w:tcPr>
+            <w:tcW w:type="dxa" w:w="1728"/>
+          </w:tcPr>
+          <w:p>
+            <w:r>
+              <w:t>ISO 9001:2015, ISO 14001:2015, IATF 16949:2016</w:t>
+            </w:r>
+          </w:p>
+        </w:tc>
+        <w:tc>
+          <w:tcPr>
+            <w:tcW w:type="dxa" w:w="1728"/>
+          </w:tcPr>
+          <w:p>
+            <w:r>
+              <w:t>4.5/5</w:t>
+            </w:r>
+          </w:p>
+        </w:tc>
+      </w:tr>
+      <w:tr>
+        <w:tc>
+          <w:tcPr>
+            <w:tcW w:type="dxa" w:w="1728"/>
+          </w:tcPr>
+          <w:p>
+            <w:r>
+              <w:t>JLCPCB</w:t>
+            </w:r>
+          </w:p>
+        </w:tc>
+        <w:tc>
+          <w:tcPr>
+            <w:tcW w:type="dxa" w:w="1728"/>
+          </w:tcPr>
+          <w:p>
+            <w:r>
+              <w:t>$2-$20 per unit</w:t>
+            </w:r>
+          </w:p>
+        </w:tc>
+        <w:tc>
+          <w:tcPr>
+            <w:tcW w:type="dxa" w:w="1728"/>
+          </w:tcPr>
+          <w:p>
+            <w:r>
+              <w:t>2-5 working days</w:t>
             </w:r>
           </w:p>
         </w:tc>
@@ -172,7 +224,7 @@
           </w:tcPr>
           <w:p>
             <w:r>
-              <w:t>4.5</w:t>
+              <w:t>4.3/5</w:t>
             </w:r>
           </w:p>
         </w:tc>
@@ -184,7 +236,7 @@
           </w:tcPr>
           <w:p>
             <w:r>
-              <w:t>BH Tubes</w:t>
+              <w:t>Seeed Studio</w:t>
             </w:r>
           </w:p>
         </w:tc>
@@ -194,7 +246,7 @@
           </w:tcPr>
           <w:p>
             <w:r>
-              <w:t>1,500 - 6,000</w:t>
+              <w:t>$10-$100 per unit</w:t>
             </w:r>
           </w:p>
         </w:tc>
@@ -204,7 +256,7 @@
           </w:tcPr>
           <w:p>
             <w:r>
-              <w:t>6-8</w:t>
+              <w:t>3-7 working days</w:t>
             </w:r>
           </w:p>
         </w:tc>
@@ -214,7 +266,7 @@
           </w:tcPr>
           <w:p>
             <w:r>
-              <w:t>ISO 9001:2015, ISO 14001:2015</w:t>
+              <w:t>ISO 9001:2015</w:t>
             </w:r>
           </w:p>
         </w:tc>
@@ -224,7 +276,7 @@
           </w:tcPr>
           <w:p>
             <w:r>
-              <w:t>4.2</w:t>
+              <w:t>4.0/5</w:t>
             </w:r>
           </w:p>
         </w:tc>
@@ -236,7 +288,7 @@
           </w:tcPr>
           <w:p>
             <w:r>
-              <w:t>Totten Tubes</w:t>
+              <w:t>Eurocircuits</w:t>
             </w:r>
           </w:p>
         </w:tc>
@@ -246,7 +298,7 @@
           </w:tcPr>
           <w:p>
             <w:r>
-              <w:t>1,000 - 4,000</w:t>
+              <w:t>$20-$200 per unit</w:t>
             </w:r>
           </w:p>
         </w:tc>
@@ -256,7 +308,7 @@
           </w:tcPr>
           <w:p>
             <w:r>
-              <w:t>4-6</w:t>
+              <w:t>5-15 working days</w:t>
             </w:r>
           </w:p>
         </w:tc>
@@ -266,7 +318,7 @@
           </w:tcPr>
           <w:p>
             <w:r>
-              <w:t>ISO 9001:2015, ISO 14001:2015</w:t>
+              <w:t>ISO 9001:2015, ISO 14001:2015, IATF 16949:2016</w:t>
             </w:r>
           </w:p>
         </w:tc>
@@ -276,7 +328,7 @@
           </w:tcPr>
           <w:p>
             <w:r>
-              <w:t>4.0</w:t>
+              <w:t>4.2/5</w:t>
             </w:r>
           </w:p>
         </w:tc>
@@ -288,7 +340,7 @@
           </w:tcPr>
           <w:p>
             <w:r>
-              <w:t>USA Piping Solution</w:t>
+              <w:t>Advanced Circuits</w:t>
             </w:r>
           </w:p>
         </w:tc>
@@ -298,7 +350,7 @@
           </w:tcPr>
           <w:p>
             <w:r>
-              <w:t>1,200 - 5,500</w:t>
+              <w:t>$15-$150 per unit</w:t>
             </w:r>
           </w:p>
         </w:tc>
@@ -308,7 +360,7 @@
           </w:tcPr>
           <w:p>
             <w:r>
-              <w:t>5-7</w:t>
+              <w:t>3-10 working days</w:t>
             </w:r>
           </w:p>
         </w:tc>
@@ -318,7 +370,7 @@
           </w:tcPr>
           <w:p>
             <w:r>
-              <w:t>ISO 9001:2015, ISO 14001:2015</w:t>
+              <w:t>ISO 9001:2015, AS9100D, ITAR Registered</w:t>
             </w:r>
           </w:p>
         </w:tc>
@@ -328,59 +380,7 @@
           </w:tcPr>
           <w:p>
             <w:r>
-              <w:t>4.3</w:t>
-            </w:r>
-          </w:p>
-        </w:tc>
-      </w:tr>
-      <w:tr>
-        <w:tc>
-          <w:tcPr>
-            <w:tcW w:type="dxa" w:w="1728"/>
-          </w:tcPr>
-          <w:p>
-            <w:r>
-              <w:t>BENTELER</w:t>
-            </w:r>
-          </w:p>
-        </w:tc>
-        <w:tc>
-          <w:tcPr>
-            <w:tcW w:type="dxa" w:w="1728"/>
-          </w:tcPr>
-          <w:p>
-            <w:r>
-              <w:t>1,500 - 6,500</w:t>
-            </w:r>
-          </w:p>
-        </w:tc>
-        <w:tc>
-          <w:tcPr>
-            <w:tcW w:type="dxa" w:w="1728"/>
-          </w:tcPr>
-          <w:p>
-            <w:r>
-              <w:t>6-8</w:t>
-            </w:r>
-          </w:p>
-        </w:tc>
-        <w:tc>
-          <w:tcPr>
-            <w:tcW w:type="dxa" w:w="1728"/>
-          </w:tcPr>
-          <w:p>
-            <w:r>
-              <w:t>ISO 9001:2015, ISO 14001:2015</w:t>
-            </w:r>
-          </w:p>
-        </w:tc>
-        <w:tc>
-          <w:tcPr>
-            <w:tcW w:type="dxa" w:w="1728"/>
-          </w:tcPr>
-          <w:p>
-            <w:r>
-              <w:t>4.5</w:t>
+              <w:t>4.1/5</w:t>
             </w:r>
           </w:p>
         </w:tc>
@@ -400,12 +400,12 @@
         <w:pStyle w:val="Heading2"/>
       </w:pPr>
       <w:r>
-        <w:t>Rahul Steel</w:t>
+        <w:t>1. PCBWay</w:t>
       </w:r>
     </w:p>
     <w:p>
       <w:r>
-        <w:t>Rahul Steel offers a wide range of stainless steel pipes and tubes for automotive applications, meeting international standards such as ASTM A312, ASTM A213, ASTM A269, and ASTM A358. Their products are priced competitively, with an estimated range of $1,000 to $5,000 per ton. The company has a reputation for quality and reliability, with a lead time of approximately 4-6 weeks for standard orders. Rahul Steel holds ISO 9001:2015 and ISO 14001:2015 certifications.</w:t>
+        <w:t>PCBWay is a China-based supplier offering a wide range of PCB manufacturing services, including FR4, High-TG, and Halogen-Free materials. Their estimated pricing is $5-$50 per unit, with lead times ranging from 2-10 working days. PCBWay holds ISO 9001:2015, ISO 14001:2015, and IATF 16949:2016 certifications.</w:t>
       </w:r>
     </w:p>
     <w:p>
@@ -413,12 +413,12 @@
         <w:pStyle w:val="Heading2"/>
       </w:pPr>
       <w:r>
-        <w:t>BH Tubes</w:t>
+        <w:t>2. JLCPCB</w:t>
       </w:r>
     </w:p>
     <w:p>
       <w:r>
-        <w:t>BH Tubes manufactures stainless steel tubes for automotive applications, including exhaust systems and engine parts. Their products meet ASTM A312, ASTM A213, ASTM A269, and ASTM A358 standards, with pricing estimated to be in the range of $1,500 to $6,000 per ton. The company has a lead time of approximately 6-8 weeks for standard orders and holds ISO 9001:2015 and ISO 14001:2015 certifications.</w:t>
+        <w:t>JLCPCB is another China-based supplier providing PCB manufacturing services with a focus on rapid prototyping and small-batch production. Their estimated pricing is $2-$20 per unit, with lead times ranging from 2-5 working days. JLCPCB holds ISO 9001:2015 and ISO 14001:2015 certifications.</w:t>
       </w:r>
     </w:p>
     <w:p>
@@ -426,12 +426,12 @@
         <w:pStyle w:val="Heading2"/>
       </w:pPr>
       <w:r>
-        <w:t>Totten Tubes</w:t>
+        <w:t>3. Seeed Studio</w:t>
       </w:r>
     </w:p>
     <w:p>
       <w:r>
-        <w:t>Totten Tubes supplies steel tubes for aftermarket automotive parts, including roll cages, exhaust pipes, and engine parts. Their products meet ASTM A513, ASTM A519, and ASTM A554 standards, with pricing estimated to be in the range of $1,000 to $4,000 per ton. The company has a lead time of approximately 4-6 weeks for standard orders and holds ISO 9001:2015 and ISO 14001:2015 certifications.</w:t>
+        <w:t>Seeed Studio is a supplier based in China, offering PCB manufacturing services with a focus on prototype development and small-scale production. Their estimated pricing is $10-$100 per unit, with lead times ranging from 3-7 working days. Seeed Studio holds ISO 9001:2015 certification.</w:t>
       </w:r>
     </w:p>
     <w:p>
@@ -439,12 +439,12 @@
         <w:pStyle w:val="Heading2"/>
       </w:pPr>
       <w:r>
-        <w:t>USA Piping Solution</w:t>
+        <w:t>4. Eurocircuits</w:t>
       </w:r>
     </w:p>
     <w:p>
       <w:r>
-        <w:t>USA Piping Solution offers stainless steel 409 pipes and tubes for automotive applications, including exhaust systems and engine parts. Their products meet ASTM A312, ASTM A213, ASTM A269, and ASTM A358 standards, with pricing estimated to be in the range of $1,200 to $5,500 per ton. The company has a lead time of approximately 5-7 weeks for standard orders and holds ISO 9001:2015 and ISO 14001:2015 certifications.</w:t>
+        <w:t>Eurocircuits is a European-based supplier providing PCB manufacturing services with a focus on high-quality materials and complex designs. Their estimated pricing is $20-$200 per unit, with lead times ranging from 5-15 working days. Eurocircuits holds ISO 9001:2015, ISO 14001:2015, and IATF 16949:2016 certifications.</w:t>
       </w:r>
     </w:p>
     <w:p>
@@ -452,12 +452,12 @@
         <w:pStyle w:val="Heading2"/>
       </w:pPr>
       <w:r>
-        <w:t>BENTELER</w:t>
+        <w:t>5. Advanced Circuits</w:t>
       </w:r>
     </w:p>
     <w:p>
       <w:r>
-        <w:t>BENTELER manufactures steel tubes for automotive applications, including exhaust systems, fuel lines, and brake lines. Their products meet ASTM A513, ASTM A519, and ASTM A554 standards, with pricing estimated to be in the range of $1,500 to $6,500 per ton. The company has a lead time of approximately 6-8 weeks for standard orders and holds ISO 9001:2015 and ISO 14001:2015 certifications.</w:t>
+        <w:t>Advanced Circuits is a US-based supplier offering PCB manufacturing services with a focus on high-reliability and complex designs. Their estimated pricing is $15-$150 per unit, with lead times ranging from 3-10 working days. Advanced Circuits holds ISO 9001:2015, AS9100D, and ITAR Registered certifications.</w:t>
       </w:r>
     </w:p>
     <w:p>
@@ -470,7 +470,7 @@
     </w:p>
     <w:p>
       <w:r>
-        <w:t>Based on the evaluation, Rahul Steel is the top recommended supplier due to its competitive pricing, short lead time, and high-quality products that meet international standards. The company's reputation for reliability and its ISO 9001:2015 and ISO 14001:2015 certifications also contribute to its top ranking.</w:t>
+        <w:t>Based on the evaluation, PCBWay is the top-recommended supplier due to its competitive pricing, fast lead times, and comprehensive quality certifications. JLCPCB is also a strong contender for rapid prototyping and small-batch production.</w:t>
       </w:r>
     </w:p>
     <w:p>
@@ -483,7 +483,7 @@
     </w:p>
     <w:p>
       <w:r>
-        <w:t>The primary risks associated with the selected supplier, Rahul Steel, include:</w:t>
+        <w:t>The primary risks associated with these suppliers include:</w:t>
       </w:r>
     </w:p>
     <w:p>
@@ -491,7 +491,7 @@
         <w:pStyle w:val="ListBullet"/>
       </w:pPr>
       <w:r>
-        <w:t>Supply chain risks: Potential disruptions to the supply chain due to factors such as material shortages, transportation issues, or natural disasters.</w:t>
+        <w:t>Supply chain disruptions due to geopolitical tensions or natural disasters</w:t>
       </w:r>
     </w:p>
     <w:p>
@@ -499,7 +499,7 @@
         <w:pStyle w:val="ListBullet"/>
       </w:pPr>
       <w:r>
-        <w:t>Single-source risk: Dependence on a single supplier for critical components, which can lead to supply chain vulnerabilities.</w:t>
+        <w:t>Single-source risk, as relying on a single supplier can lead to production delays or quality issues</w:t>
       </w:r>
     </w:p>
     <w:p>
@@ -507,12 +507,7 @@
         <w:pStyle w:val="ListBullet"/>
       </w:pPr>
       <w:r>
-        <w:t>Quality control risks: Potential for defects or non-conformities in the supplied products, which can impact the overall quality of the final product.</w:t>
-      </w:r>
-    </w:p>
-    <w:p>
-      <w:r>
-        <w:t>To mitigate these risks, it is recommended to:</w:t>
+        <w:t>Quality control risks, as suppliers may not always meet the required quality standards</w:t>
       </w:r>
     </w:p>
     <w:p>
@@ -520,7 +515,12 @@
         <w:pStyle w:val="ListBullet"/>
       </w:pPr>
       <w:r>
-        <w:t>Develop a diversified supply chain with multiple suppliers for critical components.</w:t>
+        <w:t>Pricing and lead time risks, as suppliers may change their pricing or lead times without notice</w:t>
+      </w:r>
+    </w:p>
+    <w:p>
+      <w:r>
+        <w:t>To mitigate these risks, it is essential to:</w:t>
       </w:r>
     </w:p>
     <w:p>
@@ -528,7 +528,7 @@
         <w:pStyle w:val="ListBullet"/>
       </w:pPr>
       <w:r>
-        <w:t>Implement a robust quality control process to ensure that the supplied products meet the required standards.</w:t>
+        <w:t>Diversify the supplier base to reduce single-source risk</w:t>
       </w:r>
     </w:p>
     <w:p>
@@ -536,7 +536,23 @@
         <w:pStyle w:val="ListBullet"/>
       </w:pPr>
       <w:r>
-        <w:t>Establish a strong relationship with the supplier to ensure open communication and collaboration.</w:t>
+        <w:t>Regularly monitor supplier performance and quality control</w:t>
+      </w:r>
+    </w:p>
+    <w:p>
+      <w:pPr>
+        <w:pStyle w:val="ListBullet"/>
+      </w:pPr>
+      <w:r>
+        <w:t>Establish clear communication channels with suppliers to ensure transparency and flexibility</w:t>
+      </w:r>
+    </w:p>
+    <w:p>
+      <w:pPr>
+        <w:pStyle w:val="ListBullet"/>
+      </w:pPr>
+      <w:r>
+        <w:t>Develop a contingency plan to address potential supply chain disruptions</w:t>
       </w:r>
     </w:p>
     <w:p>
@@ -552,7 +568,7 @@
         <w:pStyle w:val="ListNumber"/>
       </w:pPr>
       <w:r>
-        <w:t>Contact Rahul Steel to discuss pricing, lead times, and quality control measures in more detail.</w:t>
+        <w:t>Contact PCBWay and JLCPCB to discuss specific project requirements and obtain detailed quotes.</w:t>
       </w:r>
     </w:p>
     <w:p>
@@ -560,7 +576,7 @@
         <w:pStyle w:val="ListNumber"/>
       </w:pPr>
       <w:r>
-        <w:t>Conduct a site visit to Rahul Steel's manufacturing facility to assess its capabilities and quality control processes.</w:t>
+        <w:t>Verify the current pricing, lead times, and certifications of all suppliers.</w:t>
       </w:r>
     </w:p>
     <w:p>
@@ -568,7 +584,7 @@
         <w:pStyle w:val="ListNumber"/>
       </w:pPr>
       <w:r>
-        <w:t>Develop a contract with Rahul Steel that outlines the terms and conditions of the supply agreement, including pricing, lead times, and quality requirements.</w:t>
+        <w:t>Conduct a thorough review of each supplier's quality control processes and manufacturing capabilities.</w:t>
       </w:r>
     </w:p>
     <w:p>
@@ -576,7 +592,7 @@
         <w:pStyle w:val="ListNumber"/>
       </w:pPr>
       <w:r>
-        <w:t>Establish a relationship with multiple suppliers to mitigate single-source risk and ensure a diversified supply chain.</w:t>
+        <w:t>Develop a comprehensive risk management plan to address potential supply chain disruptions and quality control risks.</w:t>
       </w:r>
     </w:p>
     <w:p>
@@ -584,7 +600,7 @@
         <w:pStyle w:val="ListNumber"/>
       </w:pPr>
       <w:r>
-        <w:t>Implement a quality control process to ensure that the supplied products meet the required standards and specifications.</w:t>
+        <w:t>Establish a regular monitoring and evaluation process to ensure supplier performance meets the required standards.</w:t>
       </w:r>
     </w:p>
     <w:sectPr>
